--- a/eng/docx/07.content.docx
+++ b/eng/docx/07.content.docx
@@ -7,6 +7,15 @@
       <w:r/>
     </w:p>
     <w:p>
+      <w:pPr>
+        <w:pStyle w:val="Heading2"/>
+      </w:pPr>
+      <w:r>
+        <w:t>Resource: Study Notes (Tyndale)</w:t>
+      </w:r>
+      <w:r/>
+    </w:p>
+    <w:p>
       <w:r/>
       <w:r>
         <w:rPr>
@@ -46,7 +55,7 @@
         <w:pStyle w:val="Heading1"/>
       </w:pPr>
       <w:r>
-        <w:t>Aquifer Open Study Notes</w:t>
+        <w:t>Study Notes (Tyndale)</w:t>
       </w:r>
     </w:p>
     <w:p>
@@ -55,6 +64,51 @@
           <w:headerReference w:type="even" r:id="rId8"/>
           <w:headerReference w:type="default" r:id="rId9"/>
           <w:footerReference w:type="default" r:id="rId10"/>
+          <w:footnotePr>
+            <w:numRestart w:val="eachSect"/>
+          </w:footnotePr>
+          <w:type w:val="continuous"/>
+          <w:pgSz w:w="12240" w:h="15840" w:code="1"/>
+          <w:pgMar w:top="1440" w:right="1440" w:bottom="1440" w:left="1440" w:header="504" w:footer="504" w:gutter="0"/>
+          <w:cols w:space="708"/>
+          <w:titlePg/>
+          <w:docGrid w:linePitch="360"/>
+        </w:sectPr>
+      </w:pPr>
+    </w:p>
+    <w:p>
+      <w:r/>
+    </w:p>
+    <w:p>
+      <w:pPr>
+        <w:pStyle w:val="Heading2"/>
+      </w:pPr>
+      <w:r>
+        <w:t>JDG</w:t>
+      </w:r>
+      <w:r/>
+    </w:p>
+    <w:p>
+      <w:r/>
+      <w:r>
+        <w:rPr>
+          <w:i/>
+        </w:rPr>
+        <w:t>Judges 1:1, Judges 1:1–2.5, Judges 1:1–3.6, Judges 1:2, Judges 1:3, Judges 1:10, Judges 1:11, Judges 1:14, Judges 1:16, Judges 1:17, Judges 1:18, Judges 1:19–20, Judges 1:21, Judges 1:21–36, Judges 1:22, Judges 1:22–36, Judges 1:24, Judges 1:26, Judges 1:27, Judges 1:34, Judges 2:1, Judges 2:1–5, Judges 2:2, Judges 2:6–3.6, Judges 2:8, Judges 2:10–19, Judges 2:11–13, Judges 2:14–15, Judges 2:15, Judges 2:16–19, Judges 2:20–23, Judges 3:1–4, Judges 3:3, Judges 3:5–6, Judges 3:7–11, Judges 3:8, Judges 3:12–13, Judges 3:12–30, Judges 3:15, Judges 3:16, Judges 3:19, Judges 3:19–21, Judges 3:20, Judges 3:23, Judges 3:24–25, Judges 3:26, Judges 3:27–28, Judges 3:31, Judges 4:1, Judges 4:1–5.31, Judges 4:2, Judges 4:3, Judges 4:4–7, Judges 4:6, Judges 4:7, Judges 4:8, Judges 4:9, Judges 4:10, Judges 4:11, Judges 4:12–13, Judges 4:14–16, Judges 4:17–20, Judges 4:19, Judges 4:21–22, Judges 4:23, Judges 4:24, Judges 5:1–31, Judges 5:3, Judges 5:4–5, Judges 5:6, Judges 5:7, Judges 5:8, Judges 5:10, Judges 5:11, Judges 5:13, Judges 5:14–18, Judges 5:19, Judges 5:19–23, Judges 5:23, Judges 5:24–27, Judges 5:28, Judges 5:29–30, Judges 5:31, Judges 6:1–6, Judges 6:1–8.35, Judges 6:5, Judges 6:8–10, Judges 6:11–32, Judges 6:12, Judges 6:13–15, Judges 6:15, Judges 6:22, Judges 6:24, Judges 6:25, Judges 6:25–32, Judges 6:31, Judges 6:33, Judges 6:34, Judges 6:36–40, Judges 7:1, Judges 7:2, Judges 7:3, Judges 7:4–8, Judges 7:8, Judges 7:10–15, Judges 7:11, Judges 7:13–14, Judges 7:16, Judges 7:17–20, Judges 7:21, Judges 7:22, Judges 7:24, Judges 7:25, Judges 8:1–3, Judges 8:4–12, Judges 8:7, Judges 8:8–9, Judges 8:10–12, Judges 8:13–17, Judges 8:18–21, Judges 8:20–21, Judges 8:21, Judges 8:24, Judges 8:27, Judges 8:28, Judges 8:29–32, Judges 8:31, Judges 8:33–35, Judges 9:1–3, Judges 9:1–57, Judges 9:3–5, Judges 9:4, Judges 9:5, Judges 9:6, Judges 9:7, Judges 9:7–21, Judges 9:8–13, Judges 9:14–15, Judges 9:16–18, Judges 9:19–20, Judges 9:22–23, Judges 9:22–25, Judges 9:22–57, Judges 9:25, Judges 9:26–41, Judges 9:27–29, Judges 9:28, Judges 9:30–41, Judges 9:42, Judges 9:43–45, Judges 9:45, Judges 9:46–49, Judges 9:48, Judges 9:50, Judges 9:53, Judges 9:54–55, Judges 9:56–57, Judges 10:1, Judges 10:1–5, Judges 10:3–4, Judges 10:6, Judges 10:6–16, Judges 10:7–8, Judges 10:17–18, Judges 10:18, Judges 11:1–2, Judges 11:1–3, Judges 11:3, Judges 11:4, Judges 11:5–6, Judges 11:7–8, Judges 11:9–10, Judges 11:11, Judges 11:12–28, Judges 11:17, Judges 11:24, Judges 11:25, Judges 11:26, Judges 11:27, Judges 11:29–31, Judges 11:31, Judges 11:32, Judges 11:35, Judges 11:39, Judges 12:1, Judges 12:1–6, Judges 12:2, Judges 12:4, Judges 12:5, Judges 12:6, Judges 12:7, Judges 12:8, Judges 12:8–15, Judges 12:15, Judges 13:1, Judges 13:1–16.31, Judges 13:2, Judges 13:3–5, Judges 13:4, Judges 13:6–7, Judges 13:12–13, Judges 13:15–16, Judges 13:17–18, Judges 13:19–22, Judges 13:25, Judges 14:1, Judges 14:1–15.20, Judges 14:2, Judges 14:3, Judges 14:5–6, Judges 14:11, Judges 14:12, Judges 14:14–19, Judges 14:18, Judges 14:19, Judges 14:20, Judges 15:1, Judges 15:2, Judges 15:3–5, Judges 15:6–10, Judges 15:11, Judges 15:12, Judges 15:13, Judges 15:14–15, Judges 15:16, Judges 15:18, Judges 15:20, Judges 16:1–31, Judges 16:2–3, Judges 16:3, Judges 16:4–22, Judges 16:5, Judges 16:6, Judges 16:7, Judges 16:11, Judges 16:13–14, Judges 16:16, Judges 16:17–19, Judges 16:18, Judges 16:20, Judges 16:22, Judges 16:23–24, Judges 16:28–30, Judges 17:1, Judges 17:1–21.25, Judges 17:2–3, Judges 17:4–5, Judges 17:5, Judges 17:7–8, Judges 17:13, Judges 18:1–31, Judges 18:2, Judges 18:3–4, Judges 18:5–6, Judges 18:7, Judges 18:9–10, Judges 18:12, Judges 18:14, Judges 18:14–26, Judges 18:15, Judges 18:16, Judges 18:18, Judges 18:19, Judges 18:20, Judges 18:22, Judges 18:23, Judges 18:24, Judges 18:25, Judges 18:28, Judges 18:29–31, Judges 18:30, Judges 18:31, Judges 19:1, Judges 19:1–21.25, Judges 19:4, Judges 19:5–7, Judges 19:10, Judges 19:13, Judges 19:15, Judges 19:16, Judges 19:18, Judges 19:20, Judges 19:22, Judges 19:23, Judges 19:24, Judges 19:25, Judges 19:28–29, Judges 20:1, Judges 20:3, Judges 20:5, Judges 20:9, Judges 20:12–13, Judges 20:13–17, Judges 20:16, Judges 20:18, Judges 20:19–21, Judges 20:22–23, Judges 20:24–25, Judges 20:26–28, Judges 20:29–44, Judges 20:33, Judges 20:36–48, Judges 20:43, Judges 20:47, Judges 21:1, Judges 21:3, Judges 21:8–9, Judges 21:11, Judges 21:15–17, Judges 21:19, Judges 21:23, Judges 21:24, Judges 21:25</w:t>
+      </w:r>
+      <w:r/>
+    </w:p>
+    <w:p>
+      <w:r/>
+      <w:r>
+        <w:t xml:space="preserve"> </w:t>
+      </w:r>
+      <w:r/>
+      <w:r/>
+    </w:p>
+    <w:p>
+      <w:pPr>
+        <w:sectPr>
           <w:footnotePr>
             <w:numRestart w:val="eachSect"/>
           </w:footnotePr>

--- a/eng/docx/07.content.docx
+++ b/eng/docx/07.content.docx
@@ -166,13 +166,6 @@
       </w:r>
       <w:r>
         <w:rPr>
-          <w:i/>
-          <w:lang w:val="en_US" w:bidi="en_US"/>
-        </w:rPr>
-        <w:t>Judges 1:1, Judges 1:1–2.5, Judges 1:1–3.6, Judges 1:2, Judges 1:3, Judges 1:10, Judges 1:11, Judges 1:14, Judges 1:16, Judges 1:17, Judges 1:18, Judges 1:19–20, Judges 1:21, Judges 1:21–36, Judges 1:22, Judges 1:22–36, Judges 1:24, Judges 1:26, Judges 1:27, Judges 1:34, Judges 2:1, Judges 2:1–5, Judges 2:2, Judges 2:6–3.6, Judges 2:8, Judges 2:10–19, Judges 2:11–13, Judges 2:14–15, Judges 2:15, Judges 2:16–19, Judges 2:20–23, Judges 3:1–4, Judges 3:3, Judges 3:5–6, Judges 3:7–11, Judges 3:8, Judges 3:12–13, Judges 3:12–30, Judges 3:15, Judges 3:16, Judges 3:19, Judges 3:19–21, Judges 3:20, Judges 3:23, Judges 3:24–25, Judges 3:26, Judges 3:27–28, Judges 3:31, Judges 4:1, Judges 4:1–5.31, Judges 4:2, Judges 4:3, Judges 4:4–7, Judges 4:6, Judges 4:7, Judges 4:8, Judges 4:9, Judges 4:10, Judges 4:11, Judges 4:12–13, Judges 4:14–16, Judges 4:17–20, Judges 4:19, Judges 4:21–22, Judges 4:23, Judges 4:24, Judges 5:1–31, Judges 5:3, Judges 5:4–5, Judges 5:6, Judges 5:7, Judges 5:8, Judges 5:10, Judges 5:11, Judges 5:13, Judges 5:14–18, Judges 5:19, Judges 5:19–23, Judges 5:23, Judges 5:24–27, Judges 5:28, Judges 5:29–30, Judges 5:31, Judges 6:1–6, Judges 6:1–8.35, Judges 6:5, Judges 6:8–10, Judges 6:11–32, Judges 6:12, Judges 6:13–15, Judges 6:15, Judges 6:22, Judges 6:24, Judges 6:25, Judges 6:25–32, Judges 6:31, Judges 6:33, Judges 6:34, Judges 6:36–40, Judges 7:1, Judges 7:2, Judges 7:3, Judges 7:4–8, Judges 7:8, Judges 7:10–15, Judges 7:11, Judges 7:13–14, Judges 7:16, Judges 7:17–20, Judges 7:21, Judges 7:22, Judges 7:24, Judges 7:25, Judges 8:1–3, Judges 8:4–12, Judges 8:7, Judges 8:8–9, Judges 8:10–12, Judges 8:13–17, Judges 8:18–21, Judges 8:20–21, Judges 8:21, Judges 8:24, Judges 8:27, Judges 8:28, Judges 8:29–32, Judges 8:31, Judges 8:33–35, Judges 9:1–3, Judges 9:1–57, Judges 9:3–5, Judges 9:4, Judges 9:5, Judges 9:6, Judges 9:7, Judges 9:7–21, Judges 9:8–13, Judges 9:14–15, Judges 9:16–18, Judges 9:19–20, Judges 9:22–23, Judges 9:22–25, Judges 9:22–57, Judges 9:25, Judges 9:26–41, Judges 9:27–29, Judges 9:28, Judges 9:30–41, Judges 9:42, Judges 9:43–45, Judges 9:45, Judges 9:46–49, Judges 9:48, Judges 9:50, Judges 9:53, Judges 9:54–55, Judges 9:56–57, Judges 10:1, Judges 10:1–5, Judges 10:3–4, Judges 10:6, Judges 10:6–16, Judges 10:7–8, Judges 10:17–18, Judges 10:18, Judges 11:1–2, Judges 11:1–3, Judges 11:3, Judges 11:4, Judges 11:5–6, Judges 11:7–8, Judges 11:9–10, Judges 11:11, Judges 11:12–28, Judges 11:17, Judges 11:24, Judges 11:25, Judges 11:26, Judges 11:27, Judges 11:29–31, Judges 11:31, Judges 11:32, Judges 11:35, Judges 11:39, Judges 12:1, Judges 12:1–6, Judges 12:2, Judges 12:4, Judges 12:5, Judges 12:6, Judges 12:7, Judges 12:8, Judges 12:8–15, Judges 12:15, Judges 13:1, Judges 13:1–16.31, Judges 13:2, Judges 13:3–5, Judges 13:4, Judges 13:6–7, Judges 13:12–13, Judges 13:15–16, Judges 13:17–18, Judges 13:19–22, Judges 13:25, Judges 14:1, Judges 14:1–15.20, Judges 14:2, Judges 14:3, Judges 14:5–6, Judges 14:11, Judges 14:12, Judges 14:14–19, Judges 14:18, Judges 14:19, Judges 14:20, Judges 15:1, Judges 15:2, Judges 15:3–5, Judges 15:6–10, Judges 15:11, Judges 15:12, Judges 15:13, Judges 15:14–15, Judges 15:16, Judges 15:18, Judges 15:20, Judges 16:1–31, Judges 16:2–3, Judges 16:3, Judges 16:4–22, Judges 16:5, Judges 16:6, Judges 16:7, Judges 16:11, Judges 16:13–14, Judges 16:16, Judges 16:17–19, Judges 16:18, Judges 16:20, Judges 16:22, Judges 16:23–24, Judges 16:28–30, Judges 17:1, Judges 17:1–21.25, Judges 17:2–3, Judges 17:4–5, Judges 17:5, Judges 17:7–8, Judges 17:13, Judges 18:1–31, Judges 18:2, Judges 18:3–4, Judges 18:5–6, Judges 18:7, Judges 18:9–10, Judges 18:12, Judges 18:14, Judges 18:14–26, Judges 18:15, Judges 18:16, Judges 18:18, Judges 18:19, Judges 18:20, Judges 18:22, Judges 18:23, Judges 18:24, Judges 18:25, Judges 18:28, Judges 18:29–31, Judges 18:30, Judges 18:31, Judges 19:1, Judges 19:1–21.25, Judges 19:4, Judges 19:5–7, Judges 19:10, Judges 19:13, Judges 19:15, Judges 19:16, Judges 19:18, Judges 19:20, Judges 19:22, Judges 19:23, Judges 19:24, Judges 19:25, Judges 19:28–29, Judges 20:1, Judges 20:3, Judges 20:5, Judges 20:9, Judges 20:12–13, Judges 20:13–17, Judges 20:16, Judges 20:18, Judges 20:19–21, Judges 20:22–23, Judges 20:24–25, Judges 20:26–28, Judges 20:29–44, Judges 20:33, Judges 20:36–48, Judges 20:43, Judges 20:47, Judges 21:1, Judges 21:3, Judges 21:8–9, Judges 21:11, Judges 21:15–17, Judges 21:19, Judges 21:23, Judges 21:24, Judges 21:25</w:t>
-      </w:r>
-      <w:r>
-        <w:rPr>
           <w:lang w:val="en_US" w:bidi="en_US"/>
         </w:rPr>
       </w:r>
@@ -1260,7 +1253,7 @@
         <w:rPr>
           <w:lang w:val="en_US" w:bidi="en_US"/>
         </w:rPr>
-        <w:t>The Kenites were a southern desert tribe linked to Moses' in-laws, also known as Midianites (</w:t>
+        <w:t>The Kenites were a desert people who lived in the southern region. They were connected to the family of Moses by marriage and were also called Midianites (</w:t>
       </w:r>
       <w:hyperlink r:id="rId43">
         <w:r>
@@ -1296,7 +1289,7 @@
         <w:rPr>
           <w:lang w:val="en_US" w:bidi="en_US"/>
         </w:rPr>
-        <w:t>). Moses invited them to share in the covenant blessing (</w:t>
+        <w:t>). Moses invited them to share in the covenant blessing (God’s promised favor and protection) given to Israel (</w:t>
       </w:r>
       <w:hyperlink r:id="rId45">
         <w:r>
@@ -1314,7 +1307,21 @@
         <w:rPr>
           <w:lang w:val="en_US" w:bidi="en_US"/>
         </w:rPr>
-        <w:t>). At least one Kenite clan accepted the offer and joined Judah. However, members of the clan later supported King Jabin of Hazor (</w:t>
+        <w:t xml:space="preserve">). </w:t>
+      </w:r>
+    </w:p>
+    <w:p>
+      <w:pPr/>
+      <w:r>
+        <w:rPr>
+          <w:lang w:val="en_US" w:bidi="en_US"/>
+        </w:rPr>
+      </w:r>
+      <w:r>
+        <w:rPr>
+          <w:lang w:val="en_US" w:bidi="en_US"/>
+        </w:rPr>
+        <w:t>At least one Kenite clan accepted this invitation and became part of the tribe of Judah. Later, however, some members of this clan changed their loyalty and supported Jabin of Hazor, an enemy king (</w:t>
       </w:r>
       <w:hyperlink r:id="rId46">
         <w:r>
@@ -5640,7 +5647,7 @@
         <w:rPr>
           <w:lang w:val="en_US" w:bidi="en_US"/>
         </w:rPr>
-        <w:t>The Kenites, related to Moses' father-in-law, settled in Judah (</w:t>
+        <w:t>The Kenites were related to the family of Moses by marriage. They had settled in Judah (</w:t>
       </w:r>
       <w:hyperlink r:id="rId118">
         <w:r>
@@ -5676,7 +5683,7 @@
         <w:rPr>
           <w:lang w:val="en_US" w:bidi="en_US"/>
         </w:rPr>
-        <w:t>) near the Amalekites in the mountains close to Moab (</w:t>
+        <w:t>). They settled near the Amalekites in the mountains close to Moab (</w:t>
       </w:r>
       <w:hyperlink r:id="rId120">
         <w:r>
@@ -5694,7 +5701,7 @@
         <w:rPr>
           <w:lang w:val="en_US" w:bidi="en_US"/>
         </w:rPr>
-        <w:t>). Some of the tribe apparently moved north and settled near the Sea of Galilee.</w:t>
+        <w:t>). Part of the tribe had apparently moved north and settled near the Sea of Galilee.</w:t>
       </w:r>
       <w:r>
         <w:rPr>
@@ -17176,7 +17183,7 @@
         <w:rPr>
           <w:lang w:val="en_US" w:bidi="en_US"/>
         </w:rPr>
-        <w:t>). The Old Testament often describes God visiting earth in human form. These visits hint at God's complete appearance on earth through Jesus's incarnation.</w:t>
+        <w:t>). The Old Testament often describes God appearing on earth in human form. These appearances point forward to God’s full and final appearance on earth in the incarnation of Jesus.</w:t>
       </w:r>
       <w:r>
         <w:rPr>

--- a/eng/docx/07.content.docx
+++ b/eng/docx/07.content.docx
@@ -150,19 +150,6 @@
           <w:lang w:val="en_US" w:bidi="en_US"/>
         </w:rPr>
         <w:t>JDG</w:t>
-      </w:r>
-      <w:r>
-        <w:rPr>
-          <w:lang w:val="en_US" w:bidi="en_US"/>
-        </w:rPr>
-      </w:r>
-    </w:p>
-    <w:p>
-      <w:pPr/>
-      <w:r>
-        <w:rPr>
-          <w:lang w:val="en_US" w:bidi="en_US"/>
-        </w:rPr>
       </w:r>
       <w:r>
         <w:rPr>

--- a/eng/docx/07.content.docx
+++ b/eng/docx/07.content.docx
@@ -19,7 +19,7 @@
         <w:rPr>
           <w:lang w:val="en_US" w:bidi="en_US"/>
         </w:rPr>
-        <w:t>Resource: Study Notes (Tyndale)</w:t>
+        <w:t>Resource: Tyndale Open Study Notes</w:t>
       </w:r>
       <w:r>
         <w:rPr>
@@ -112,7 +112,7 @@
         <w:rPr>
           <w:lang w:val="en_US" w:bidi="en_US"/>
         </w:rPr>
-        <w:t>Study Notes (Tyndale)</w:t>
+        <w:t>Tyndale Open Study Notes</w:t>
       </w:r>
     </w:p>
     <w:p>

--- a/eng/docx/07.content.docx
+++ b/eng/docx/07.content.docx
@@ -19,7 +19,7 @@
         <w:rPr>
           <w:lang w:val="en_US" w:bidi="en_US"/>
         </w:rPr>
-        <w:t>Resource: Tyndale Open Study Notes</w:t>
+        <w:t>Resource: Aquifer Open Study Notes</w:t>
       </w:r>
       <w:r>
         <w:rPr>
@@ -112,7 +112,7 @@
         <w:rPr>
           <w:lang w:val="en_US" w:bidi="en_US"/>
         </w:rPr>
-        <w:t>Tyndale Open Study Notes</w:t>
+        <w:t>Aquifer Open Study Notes</w:t>
       </w:r>
     </w:p>
     <w:p>
